--- a/Entregables/E8 - Manual y Capacitacion/E8 - Que cambio esta semana (15-17 sep).docx
+++ b/Entregables/E8 - Manual y Capacitacion/E8 - Que cambio esta semana (15-17 sep).docx
@@ -1565,12 +1565,10 @@
     </w:p>
     <w:p>
       <w:pPr>
-        <w:shd w:val="clear" w:color="auto" w:fill="F7F8FA"/>
-        <w:spacing w:before="45" w:after="45"/>
-        <w:divId w:val="1541816949"/>
-        <w:rPr>
-          <w:rFonts w:ascii="Segoe UI" w:hAnsi="Segoe UI" w:cs="Segoe UI"/>
-          <w:color w:val="3A4456"/>
+        <w:pStyle w:val="NormalWeb"/>
+        <w:rPr>
+          <w:rFonts w:ascii="Segoe UI" w:hAnsi="Segoe UI" w:cs="Segoe UI"/>
+          <w:color w:val="1C2333"/>
           <w:sz w:val="20"/>
           <w:szCs w:val="20"/>
           <w:lang w:val="es-ES"/>
@@ -1585,17 +1583,158 @@
           <w:lang w:val="es-ES"/>
         </w:rPr>
         <w:lastRenderedPageBreak/>
-        <w:t>El lunes 21 no se hace ningún cambio en el sistema.</w:t>
-      </w:r>
-      <w:r>
-        <w:rPr>
-          <w:rFonts w:ascii="Segoe UI" w:hAnsi="Segoe UI" w:cs="Segoe UI"/>
-          <w:color w:val="3A4456"/>
-          <w:sz w:val="20"/>
-          <w:szCs w:val="20"/>
-          <w:lang w:val="es-ES"/>
-        </w:rPr>
-        <w:t xml:space="preserve"> Si algo falla, se anota y se ve el martes. En sitio está Miguel; Gerardo contesta por teléfono desde la Ciudad de México.</w:t>
+        <w:t>El lunes 21, sin Sistemas en sitio.</w:t>
+      </w:r>
+      <w:r>
+        <w:rPr>
+          <w:rFonts w:ascii="Segoe UI" w:hAnsi="Segoe UI" w:cs="Segoe UI"/>
+          <w:color w:val="1C2333"/>
+          <w:sz w:val="20"/>
+          <w:szCs w:val="20"/>
+          <w:lang w:val="es-ES"/>
+        </w:rPr>
+        <w:t xml:space="preserve"> Si el panel no abre o algo se ve raro: </w:t>
+      </w:r>
+      <w:r>
+        <w:rPr>
+          <w:rStyle w:val="Textoennegrita"/>
+          <w:rFonts w:ascii="Segoe UI" w:hAnsi="Segoe UI" w:cs="Segoe UI"/>
+          <w:sz w:val="20"/>
+          <w:szCs w:val="20"/>
+          <w:lang w:val="es-ES"/>
+        </w:rPr>
+        <w:t>Miguel</w:t>
+      </w:r>
+      <w:r>
+        <w:rPr>
+          <w:rFonts w:ascii="Segoe UI" w:hAnsi="Segoe UI" w:cs="Segoe UI"/>
+          <w:color w:val="1C2333"/>
+          <w:sz w:val="20"/>
+          <w:szCs w:val="20"/>
+          <w:lang w:val="es-ES"/>
+        </w:rPr>
+        <w:t xml:space="preserve">, en sitio, ext. </w:t>
+      </w:r>
+      <w:r>
+        <w:rPr>
+          <w:rStyle w:val="Textoennegrita"/>
+          <w:rFonts w:ascii="Segoe UI" w:hAnsi="Segoe UI" w:cs="Segoe UI"/>
+          <w:sz w:val="20"/>
+          <w:szCs w:val="20"/>
+          <w:lang w:val="es-ES"/>
+        </w:rPr>
+        <w:t>7120</w:t>
+      </w:r>
+      <w:r>
+        <w:rPr>
+          <w:rFonts w:ascii="Segoe UI" w:hAnsi="Segoe UI" w:cs="Segoe UI"/>
+          <w:color w:val="1C2333"/>
+          <w:sz w:val="20"/>
+          <w:szCs w:val="20"/>
+          <w:lang w:val="es-ES"/>
+        </w:rPr>
+        <w:t xml:space="preserve">. Si una familia no aparece en la lista de inscritos: </w:t>
+      </w:r>
+      <w:r>
+        <w:rPr>
+          <w:rStyle w:val="Textoennegrita"/>
+          <w:rFonts w:ascii="Segoe UI" w:hAnsi="Segoe UI" w:cs="Segoe UI"/>
+          <w:sz w:val="20"/>
+          <w:szCs w:val="20"/>
+          <w:lang w:val="es-ES"/>
+        </w:rPr>
+        <w:t>Administración</w:t>
+      </w:r>
+      <w:r>
+        <w:rPr>
+          <w:rFonts w:ascii="Segoe UI" w:hAnsi="Segoe UI" w:cs="Segoe UI"/>
+          <w:color w:val="1C2333"/>
+          <w:sz w:val="20"/>
+          <w:szCs w:val="20"/>
+          <w:lang w:val="es-ES"/>
+        </w:rPr>
+        <w:t xml:space="preserve">. Exportar el padrón a ZK al final del día y aplicar los niveles: </w:t>
+      </w:r>
+      <w:r>
+        <w:rPr>
+          <w:rStyle w:val="Textoennegrita"/>
+          <w:rFonts w:ascii="Segoe UI" w:hAnsi="Segoe UI" w:cs="Segoe UI"/>
+          <w:sz w:val="20"/>
+          <w:szCs w:val="20"/>
+          <w:lang w:val="es-ES"/>
+        </w:rPr>
+        <w:t>[PENDIENTE: Lidia o Ángel]</w:t>
+      </w:r>
+      <w:r>
+        <w:rPr>
+          <w:rFonts w:ascii="Segoe UI" w:hAnsi="Segoe UI" w:cs="Segoe UI"/>
+          <w:color w:val="1C2333"/>
+          <w:sz w:val="20"/>
+          <w:szCs w:val="20"/>
+          <w:lang w:val="es-ES"/>
+        </w:rPr>
+        <w:t xml:space="preserve">. Lo que no se pueda resolver en el momento: </w:t>
+      </w:r>
+      <w:r>
+        <w:rPr>
+          <w:rStyle w:val="Textoennegrita"/>
+          <w:rFonts w:ascii="Segoe UI" w:hAnsi="Segoe UI" w:cs="Segoe UI"/>
+          <w:sz w:val="20"/>
+          <w:szCs w:val="20"/>
+          <w:lang w:val="es-ES"/>
+        </w:rPr>
+        <w:t>Gerardo</w:t>
+      </w:r>
+      <w:r>
+        <w:rPr>
+          <w:rFonts w:ascii="Segoe UI" w:hAnsi="Segoe UI" w:cs="Segoe UI"/>
+          <w:color w:val="1C2333"/>
+          <w:sz w:val="20"/>
+          <w:szCs w:val="20"/>
+          <w:lang w:val="es-ES"/>
+        </w:rPr>
+        <w:t xml:space="preserve">, en la Ciudad de México, </w:t>
+      </w:r>
+      <w:r>
+        <w:rPr>
+          <w:rStyle w:val="Textoennegrita"/>
+          <w:rFonts w:ascii="Segoe UI" w:hAnsi="Segoe UI" w:cs="Segoe UI"/>
+          <w:sz w:val="20"/>
+          <w:szCs w:val="20"/>
+          <w:lang w:val="es-ES"/>
+        </w:rPr>
+        <w:t>[PENDIENTE: celular]</w:t>
+      </w:r>
+      <w:r>
+        <w:rPr>
+          <w:rFonts w:ascii="Segoe UI" w:hAnsi="Segoe UI" w:cs="Segoe UI"/>
+          <w:color w:val="1C2333"/>
+          <w:sz w:val="20"/>
+          <w:szCs w:val="20"/>
+          <w:lang w:val="es-ES"/>
+        </w:rPr>
+        <w:t xml:space="preserve">. </w:t>
+      </w:r>
+      <w:r>
+        <w:rPr>
+          <w:rFonts w:ascii="Segoe UI" w:hAnsi="Segoe UI" w:cs="Segoe UI"/>
+          <w:color w:val="1C2333"/>
+          <w:sz w:val="20"/>
+          <w:szCs w:val="20"/>
+          <w:highlight w:val="yellow"/>
+          <w:lang w:val="es-ES"/>
+        </w:rPr>
+        <w:t>Ese día no se hace ningún cambio en el sistema:</w:t>
+      </w:r>
+      <w:r>
+        <w:rPr>
+          <w:rFonts w:ascii="Segoe UI" w:hAnsi="Segoe UI" w:cs="Segoe UI"/>
+          <w:color w:val="1C2333"/>
+          <w:sz w:val="20"/>
+          <w:szCs w:val="20"/>
+          <w:lang w:val="es-ES"/>
+        </w:rPr>
+        <w:t xml:space="preserve"> si algo falla, se anota y se ve el martes.</w:t>
       </w:r>
     </w:p>
     <w:sectPr>

--- a/Entregables/E8 - Manual y Capacitacion/E8 - Que cambio esta semana (15-17 sep).docx
+++ b/Entregables/E8 - Manual y Capacitacion/E8 - Que cambio esta semana (15-17 sep).docx
@@ -1663,7 +1663,7 @@
           <w:szCs w:val="20"/>
           <w:lang w:val="es-ES"/>
         </w:rPr>
-        <w:t>[PENDIENTE: Lidia o Ángel]</w:t>
+        <w:t>Miguel o Ángel</w:t>
       </w:r>
       <w:r>
         <w:rPr>
@@ -1673,7 +1673,7 @@
           <w:szCs w:val="20"/>
           <w:lang w:val="es-ES"/>
         </w:rPr>
-        <w:t xml:space="preserve">. Lo que no se pueda resolver en el momento: </w:t>
+        <w:t xml:space="preserve">, que aprenden a hacerlo el viernes. Lo que no se pueda resolver en el momento: </w:t>
       </w:r>
       <w:r>
         <w:rPr>
@@ -1693,7 +1693,7 @@
           <w:szCs w:val="20"/>
           <w:lang w:val="es-ES"/>
         </w:rPr>
-        <w:t xml:space="preserve">, en la Ciudad de México, </w:t>
+        <w:t xml:space="preserve">, a su </w:t>
       </w:r>
       <w:r>
         <w:rPr>
@@ -1703,7 +1703,7 @@
           <w:szCs w:val="20"/>
           <w:lang w:val="es-ES"/>
         </w:rPr>
-        <w:t>[PENDIENTE: celular]</w:t>
+        <w:t>ext. 7123</w:t>
       </w:r>
       <w:r>
         <w:rPr>
@@ -1713,7 +1713,7 @@
           <w:szCs w:val="20"/>
           <w:lang w:val="es-ES"/>
         </w:rPr>
-        <w:t xml:space="preserve">. </w:t>
+        <w:t xml:space="preserve">, que ese día está desviada a su celular: marque igual que siempre. </w:t>
       </w:r>
       <w:r>
         <w:rPr>

--- a/Entregables/E8 - Manual y Capacitacion/E8 - Que cambio esta semana (15-17 sep).docx
+++ b/Entregables/E8 - Manual y Capacitacion/E8 - Que cambio esta semana (15-17 sep).docx
@@ -1653,7 +1653,28 @@
           <w:szCs w:val="20"/>
           <w:lang w:val="es-ES"/>
         </w:rPr>
-        <w:t xml:space="preserve">. Exportar el padrón a ZK al final del día y aplicar los niveles: </w:t>
+        <w:t xml:space="preserve">. </w:t>
+      </w:r>
+      <w:r>
+        <w:rPr>
+          <w:rFonts w:ascii="Segoe UI" w:hAnsi="Segoe UI" w:cs="Segoe UI"/>
+          <w:color w:val="1C2333"/>
+          <w:sz w:val="20"/>
+          <w:szCs w:val="20"/>
+          <w:highlight w:val="yellow"/>
+          <w:lang w:val="es-ES"/>
+        </w:rPr>
+        <w:t>Ese día NO se exporta el padrón a ZK:</w:t>
+      </w:r>
+      <w:r>
+        <w:rPr>
+          <w:rFonts w:ascii="Segoe UI" w:hAnsi="Segoe UI" w:cs="Segoe UI"/>
+          <w:color w:val="1C2333"/>
+          <w:sz w:val="20"/>
+          <w:szCs w:val="20"/>
+          <w:lang w:val="es-ES"/>
+        </w:rPr>
+        <w:t xml:space="preserve"> se hace el miércoles. Los TAGs de la escuela ya abren desde el stock. </w:t>
       </w:r>
       <w:r>
         <w:rPr>
@@ -1663,7 +1684,7 @@
           <w:szCs w:val="20"/>
           <w:lang w:val="es-ES"/>
         </w:rPr>
-        <w:t>Miguel o Ángel</w:t>
+        <w:t>Si una familia trae su propio TAG, se cobra y se cita para el miércoles</w:t>
       </w:r>
       <w:r>
         <w:rPr>
@@ -1673,7 +1694,7 @@
           <w:szCs w:val="20"/>
           <w:lang w:val="es-ES"/>
         </w:rPr>
-        <w:t xml:space="preserve">, que aprenden a hacerlo el viernes. Lo que no se pueda resolver en el momento: </w:t>
+        <w:t xml:space="preserve">: un TAG propio no está en ZK y, pegado el lunes, no abriría. Lo que no se pueda resolver en el momento: </w:t>
       </w:r>
       <w:r>
         <w:rPr>
@@ -1713,7 +1734,7 @@
           <w:szCs w:val="20"/>
           <w:lang w:val="es-ES"/>
         </w:rPr>
-        <w:t xml:space="preserve">, que ese día está desviada a su celular: marque igual que siempre. </w:t>
+        <w:t xml:space="preserve">, desviada a su celular. </w:t>
       </w:r>
       <w:r>
         <w:rPr>
@@ -1724,7 +1745,7 @@
           <w:highlight w:val="yellow"/>
           <w:lang w:val="es-ES"/>
         </w:rPr>
-        <w:t>Ese día no se hace ningún cambio en el sistema:</w:t>
+        <w:t>Ese día no se hace ningún cambio en el sist</w:t>
       </w:r>
       <w:r>
         <w:rPr>
@@ -1732,9 +1753,20 @@
           <w:color w:val="1C2333"/>
           <w:sz w:val="20"/>
           <w:szCs w:val="20"/>
-          <w:lang w:val="es-ES"/>
-        </w:rPr>
-        <w:t xml:space="preserve"> si algo falla, se anota y se ve el martes.</w:t>
+          <w:highlight w:val="yellow"/>
+          <w:lang w:val="es-ES"/>
+        </w:rPr>
+        <w:t>ema:</w:t>
+      </w:r>
+      <w:r>
+        <w:rPr>
+          <w:rFonts w:ascii="Segoe UI" w:hAnsi="Segoe UI" w:cs="Segoe UI"/>
+          <w:color w:val="1C2333"/>
+          <w:sz w:val="20"/>
+          <w:szCs w:val="20"/>
+          <w:lang w:val="es-ES"/>
+        </w:rPr>
+        <w:t xml:space="preserve"> si algo falla, se anota y se ve el miércoles.</w:t>
       </w:r>
     </w:p>
     <w:sectPr>
